--- a/初二练习册/学生版/秋08 第4讲物态变化（一）一 练习册 教师版.docx
+++ b/初二练习册/学生版/秋08 第4讲物态变化（一）一 练习册 教师版.docx
@@ -639,19 +639,10 @@
       <w:pPr>
         <w:pStyle w:val="1230"/>
         <w:ind w:left="588"/>
-      </w:pPr>
-      <w:r>
-        <w:rPr>
-          <w:rFonts w:hint="eastAsia"/>
-        </w:rPr>
-        <w:t>【答案】</w:t>
-      </w:r>
-      <w:r>
-        <w:rPr>
-          <w:rFonts w:hint="eastAsia"/>
-        </w:rPr>
-        <w:t>B</w:t>
-      </w:r>
+        <w:rPr>
+          <w:rFonts w:hint="eastAsia"/>
+        </w:rPr>
+      </w:pPr>
     </w:p>
     <w:p>
       <w:pPr>
@@ -1091,19 +1082,10 @@
       <w:pPr>
         <w:pStyle w:val="1230"/>
         <w:ind w:left="588"/>
-      </w:pPr>
-      <w:r>
-        <w:rPr>
-          <w:rFonts w:hint="eastAsia"/>
-        </w:rPr>
-        <w:t>【答案】</w:t>
-      </w:r>
-      <w:r>
-        <w:rPr>
-          <w:rFonts w:hint="eastAsia"/>
-        </w:rPr>
-        <w:t>B</w:t>
-      </w:r>
+        <w:rPr>
+          <w:rFonts w:hint="eastAsia"/>
+        </w:rPr>
+      </w:pPr>
     </w:p>
     <w:p>
       <w:pPr>
@@ -1544,73 +1526,10 @@
       <w:pPr>
         <w:pStyle w:val="1230"/>
         <w:ind w:left="588"/>
-      </w:pPr>
-      <w:r>
-        <w:rPr>
-          <w:rFonts w:hint="eastAsia"/>
-        </w:rPr>
-        <w:t>【答案】（</w:t>
-      </w:r>
-      <w:r>
-        <w:rPr>
-          <w:rFonts w:hint="eastAsia"/>
-        </w:rPr>
-        <w:t>1</w:t>
-      </w:r>
-      <w:r>
-        <w:rPr>
-          <w:rFonts w:hint="eastAsia"/>
-        </w:rPr>
-        <w:t>）</w:t>
-      </w:r>
-      <w:r>
-        <w:rPr>
-          <w:rFonts w:hint="eastAsia"/>
-        </w:rPr>
-        <w:t>0.1</w:t>
-      </w:r>
-      <w:r>
-        <w:rPr>
-          <w:rFonts w:hint="eastAsia"/>
-        </w:rPr>
-        <w:t>；</w:t>
-      </w:r>
-      <w:r>
-        <w:rPr>
-          <w:rFonts w:hint="eastAsia"/>
-        </w:rPr>
-        <w:t>38.5</w:t>
-      </w:r>
-      <w:r>
-        <w:rPr>
-          <w:rFonts w:hint="eastAsia"/>
-        </w:rPr>
-        <w:t>；（</w:t>
-      </w:r>
-      <w:r>
-        <w:rPr>
-          <w:rFonts w:hint="eastAsia"/>
-        </w:rPr>
-        <w:t>2</w:t>
-      </w:r>
-      <w:r>
-        <w:rPr>
-          <w:rFonts w:hint="eastAsia"/>
-        </w:rPr>
-        <w:t>）乙；﹣</w:t>
-      </w:r>
-      <w:r>
-        <w:rPr>
-          <w:rFonts w:hint="eastAsia"/>
-        </w:rPr>
-        <w:t>9</w:t>
-      </w:r>
-      <w:r>
-        <w:rPr>
-          <w:rFonts w:hint="eastAsia"/>
-        </w:rPr>
-        <w:t>。</w:t>
-      </w:r>
+        <w:rPr>
+          <w:rFonts w:hint="eastAsia"/>
+        </w:rPr>
+      </w:pPr>
     </w:p>
     <w:p>
       <w:pPr>
@@ -2035,30 +1954,6 @@
         <w:pStyle w:val="1230"/>
         <w:ind w:left="588"/>
       </w:pPr>
-      <w:r>
-        <w:t>【答案】</w:t>
-      </w:r>
-      <w:r>
-        <w:t>D</w:t>
-      </w:r>
-      <w:r>
-        <w:t>；</w:t>
-      </w:r>
-      <w:r>
-        <w:rPr>
-          <w:rFonts w:ascii="Cambria Math" w:hAnsi="Cambria Math" w:cs="Cambria Math"/>
-        </w:rPr>
-        <w:t>④①③②⑤</w:t>
-      </w:r>
-      <w:r>
-        <w:t>；﹣</w:t>
-      </w:r>
-      <w:r>
-        <w:t>22℃</w:t>
-      </w:r>
-      <w:r>
-        <w:t>。</w:t>
-      </w:r>
     </w:p>
     <w:p>
       <w:pPr>
@@ -2373,19 +2268,10 @@
       <w:pPr>
         <w:pStyle w:val="1230"/>
         <w:ind w:left="588"/>
-      </w:pPr>
-      <w:r>
-        <w:rPr>
-          <w:rFonts w:hint="eastAsia"/>
-        </w:rPr>
-        <w:t>【答案】</w:t>
-      </w:r>
-      <w:r>
-        <w:rPr>
-          <w:rFonts w:hint="eastAsia"/>
-        </w:rPr>
-        <w:t>D</w:t>
-      </w:r>
+        <w:rPr>
+          <w:rFonts w:hint="eastAsia"/>
+        </w:rPr>
+      </w:pPr>
     </w:p>
     <w:p>
       <w:pPr>
@@ -2727,19 +2613,10 @@
       <w:pPr>
         <w:pStyle w:val="1230"/>
         <w:ind w:left="588"/>
-      </w:pPr>
-      <w:r>
-        <w:rPr>
-          <w:rFonts w:hint="eastAsia"/>
-        </w:rPr>
-        <w:t>【答案】</w:t>
-      </w:r>
-      <w:r>
-        <w:rPr>
-          <w:rFonts w:hint="eastAsia"/>
-        </w:rPr>
-        <w:t>D</w:t>
-      </w:r>
+        <w:rPr>
+          <w:rFonts w:hint="eastAsia"/>
+        </w:rPr>
+      </w:pPr>
     </w:p>
     <w:p>
       <w:pPr>
@@ -2752,7 +2629,7 @@
           <w:noProof/>
         </w:rPr>
         <w:drawing>
-          <wp:anchor distT="0" distB="0" distL="0" distR="0" simplePos="0" relativeHeight="251653632" behindDoc="0" locked="0" layoutInCell="1" allowOverlap="1" wp14:anchorId="39FFEC1B" wp14:editId="1A1EB9F6">
+          <wp:anchor distT="0" distB="0" distL="0" distR="0" simplePos="0" relativeHeight="251656192" behindDoc="0" locked="0" layoutInCell="1" allowOverlap="1" wp14:anchorId="39FFEC1B" wp14:editId="1A1EB9F6">
             <wp:simplePos x="0" y="0"/>
             <wp:positionH relativeFrom="column">
               <wp:posOffset>4176382</wp:posOffset>
@@ -3116,19 +2993,10 @@
       <w:pPr>
         <w:pStyle w:val="1230"/>
         <w:ind w:left="588"/>
-      </w:pPr>
-      <w:r>
-        <w:rPr>
-          <w:rFonts w:hint="eastAsia"/>
-        </w:rPr>
-        <w:t>【答案】</w:t>
-      </w:r>
-      <w:r>
-        <w:rPr>
-          <w:rFonts w:hint="eastAsia"/>
-        </w:rPr>
-        <w:t>B</w:t>
-      </w:r>
+        <w:rPr>
+          <w:rFonts w:hint="eastAsia"/>
+        </w:rPr>
+      </w:pPr>
     </w:p>
     <w:p>
       <w:pPr>
@@ -3305,7 +3173,21 @@
         <w:rPr>
           <w:rFonts w:hint="eastAsia"/>
         </w:rPr>
-        <w:t>一个标准大气压下，一刻度均匀的温度计放在冰水混合物中时，示数为</w:t>
+        <w:t>一个标准大气压下，</w:t>
+      </w:r>
+      <w:proofErr w:type="gramStart"/>
+      <w:r>
+        <w:rPr>
+          <w:rFonts w:hint="eastAsia"/>
+        </w:rPr>
+        <w:t>一</w:t>
+      </w:r>
+      <w:proofErr w:type="gramEnd"/>
+      <w:r>
+        <w:rPr>
+          <w:rFonts w:hint="eastAsia"/>
+        </w:rPr>
+        <w:t>刻度均匀的温度计放在冰水混合物中时，示数为</w:t>
       </w:r>
       <w:r>
         <w:t>10</w:t>
@@ -3314,7 +3196,21 @@
         <w:rPr>
           <w:rFonts w:hint="eastAsia"/>
         </w:rPr>
-        <w:t>℃；用它测沸水的温度时，读数是</w:t>
+        <w:t>℃；</w:t>
+      </w:r>
+      <w:proofErr w:type="gramStart"/>
+      <w:r>
+        <w:rPr>
+          <w:rFonts w:hint="eastAsia"/>
+        </w:rPr>
+        <w:t>用它测沸水</w:t>
+      </w:r>
+      <w:proofErr w:type="gramEnd"/>
+      <w:r>
+        <w:rPr>
+          <w:rFonts w:hint="eastAsia"/>
+        </w:rPr>
+        <w:t>的温度时，读数是</w:t>
       </w:r>
       <w:r>
         <w:t>90</w:t>
@@ -3420,12 +3316,6 @@
         <w:pStyle w:val="1230"/>
         <w:ind w:left="588"/>
       </w:pPr>
-      <w:r>
-        <w:t>【答案】</w:t>
-      </w:r>
-      <w:r>
-        <w:t>C</w:t>
-      </w:r>
     </w:p>
     <w:p>
       <w:pPr>
@@ -3689,7 +3579,21 @@
         <w:rPr>
           <w:rFonts w:hint="eastAsia"/>
         </w:rPr>
-        <w:t>凝固过程温度先降低后不变再降低</w:t>
+        <w:t>凝固过程温度先降低后</w:t>
+      </w:r>
+      <w:proofErr w:type="gramStart"/>
+      <w:r>
+        <w:rPr>
+          <w:rFonts w:hint="eastAsia"/>
+        </w:rPr>
+        <w:t>不变再</w:t>
+      </w:r>
+      <w:proofErr w:type="gramEnd"/>
+      <w:r>
+        <w:rPr>
+          <w:rFonts w:hint="eastAsia"/>
+        </w:rPr>
+        <w:t>降低</w:t>
       </w:r>
     </w:p>
     <w:p>
@@ -3783,19 +3687,10 @@
       <w:pPr>
         <w:pStyle w:val="1230"/>
         <w:ind w:left="588"/>
-      </w:pPr>
-      <w:r>
-        <w:rPr>
-          <w:rFonts w:hint="eastAsia"/>
-        </w:rPr>
-        <w:t>【答案】</w:t>
-      </w:r>
-      <w:r>
-        <w:rPr>
-          <w:rFonts w:hint="eastAsia"/>
-        </w:rPr>
-        <w:t>C</w:t>
-      </w:r>
+        <w:rPr>
+          <w:rFonts w:hint="eastAsia"/>
+        </w:rPr>
+      </w:pPr>
     </w:p>
     <w:p>
       <w:pPr>
@@ -4228,26 +4123,25 @@
         <w:rPr>
           <w:rFonts w:hint="eastAsia"/>
         </w:rPr>
-        <w:t>物质是固态或液态或固液共存</w:t>
-      </w:r>
+        <w:t>物质是固态或液态</w:t>
+      </w:r>
+      <w:proofErr w:type="gramStart"/>
+      <w:r>
+        <w:rPr>
+          <w:rFonts w:hint="eastAsia"/>
+        </w:rPr>
+        <w:t>或固液共存</w:t>
+      </w:r>
+      <w:proofErr w:type="gramEnd"/>
     </w:p>
     <w:p>
       <w:pPr>
         <w:pStyle w:val="1230"/>
         <w:ind w:left="588"/>
-      </w:pPr>
-      <w:r>
-        <w:rPr>
-          <w:rFonts w:hint="eastAsia"/>
-        </w:rPr>
-        <w:t>【答案】</w:t>
-      </w:r>
-      <w:r>
-        <w:rPr>
-          <w:rFonts w:hint="eastAsia"/>
-        </w:rPr>
-        <w:t>C</w:t>
-      </w:r>
+        <w:rPr>
+          <w:rFonts w:hint="eastAsia"/>
+        </w:rPr>
+      </w:pPr>
     </w:p>
     <w:p>
       <w:pPr>
@@ -4598,18 +4492,6 @@
           <w:rFonts w:hint="eastAsia"/>
         </w:rPr>
       </w:pPr>
-      <w:r>
-        <w:rPr>
-          <w:rFonts w:hint="eastAsia"/>
-        </w:rPr>
-        <w:t>【答案】</w:t>
-      </w:r>
-      <w:r>
-        <w:rPr>
-          <w:rFonts w:hint="eastAsia"/>
-        </w:rPr>
-        <w:t>B</w:t>
-      </w:r>
     </w:p>
     <w:p>
       <w:pPr>
@@ -4623,7 +4505,7 @@
         </w:rPr>
         <w:lastRenderedPageBreak/>
         <w:drawing>
-          <wp:anchor distT="0" distB="0" distL="114300" distR="114300" simplePos="0" relativeHeight="251666944" behindDoc="0" locked="0" layoutInCell="1" allowOverlap="1" wp14:anchorId="6451E142" wp14:editId="2FA14FBD">
+          <wp:anchor distT="0" distB="0" distL="114300" distR="114300" simplePos="0" relativeHeight="251660288" behindDoc="0" locked="0" layoutInCell="1" allowOverlap="1" wp14:anchorId="6451E142" wp14:editId="2FA14FBD">
             <wp:simplePos x="0" y="0"/>
             <wp:positionH relativeFrom="column">
               <wp:posOffset>4274981</wp:posOffset>
@@ -5426,24 +5308,18 @@
       <w:pPr>
         <w:pStyle w:val="1230"/>
         <w:ind w:left="588"/>
-      </w:pPr>
-      <w:r>
-        <w:rPr>
-          <w:rFonts w:hint="eastAsia"/>
-        </w:rPr>
-        <w:t>【答案】</w:t>
-      </w:r>
-      <w:r>
-        <w:rPr>
-          <w:rFonts w:hint="eastAsia"/>
-        </w:rPr>
-        <w:t>D</w:t>
-      </w:r>
+        <w:rPr>
+          <w:rFonts w:hint="eastAsia"/>
+        </w:rPr>
+      </w:pPr>
     </w:p>
     <w:p>
       <w:pPr>
         <w:pStyle w:val="af0"/>
         <w:ind w:left="672" w:hanging="672"/>
+        <w:rPr>
+          <w:rFonts w:hint="eastAsia"/>
+        </w:rPr>
       </w:pPr>
       <w:r>
         <w:rPr>
@@ -5451,7 +5327,7 @@
           <w:noProof/>
         </w:rPr>
         <w:drawing>
-          <wp:anchor distT="0" distB="0" distL="0" distR="0" simplePos="0" relativeHeight="251661824" behindDoc="0" locked="0" layoutInCell="1" allowOverlap="1" wp14:anchorId="69D20ADD" wp14:editId="7E83BC0D">
+          <wp:anchor distT="0" distB="0" distL="0" distR="0" simplePos="0" relativeHeight="251658240" behindDoc="0" locked="0" layoutInCell="1" allowOverlap="1" wp14:anchorId="69D20ADD" wp14:editId="7E83BC0D">
             <wp:simplePos x="0" y="0"/>
             <wp:positionH relativeFrom="column">
               <wp:posOffset>2677440</wp:posOffset>
@@ -5696,11 +5572,6 @@
       <w:pPr>
         <w:pStyle w:val="123"/>
       </w:pPr>
-    </w:p>
-    <w:p>
-      <w:pPr>
-        <w:pStyle w:val="123"/>
-      </w:pPr>
       <w:r>
         <w:rPr>
           <w:rFonts w:eastAsia="新宋体" w:hint="eastAsia"/>
@@ -5778,22 +5649,70 @@
       <w:pPr>
         <w:pStyle w:val="1230"/>
         <w:ind w:left="588"/>
-        <w:rPr>
-          <w:rFonts w:hint="eastAsia"/>
-        </w:rPr>
-      </w:pPr>
-      <w:r>
-        <w:rPr>
-          <w:rFonts w:hint="eastAsia"/>
-        </w:rPr>
-        <w:t>【答案】</w:t>
-      </w:r>
-      <w:r>
-        <w:rPr>
-          <w:rFonts w:hint="eastAsia"/>
-        </w:rPr>
-        <w:t>D</w:t>
-      </w:r>
+      </w:pPr>
+    </w:p>
+    <w:p>
+      <w:pPr>
+        <w:pStyle w:val="1230"/>
+        <w:ind w:left="588"/>
+      </w:pPr>
+    </w:p>
+    <w:p>
+      <w:pPr>
+        <w:pStyle w:val="1230"/>
+        <w:ind w:left="588"/>
+      </w:pPr>
+    </w:p>
+    <w:p>
+      <w:pPr>
+        <w:pStyle w:val="1230"/>
+        <w:ind w:left="588"/>
+      </w:pPr>
+    </w:p>
+    <w:p>
+      <w:pPr>
+        <w:pStyle w:val="1230"/>
+        <w:ind w:left="588"/>
+      </w:pPr>
+    </w:p>
+    <w:p>
+      <w:pPr>
+        <w:pStyle w:val="1230"/>
+        <w:ind w:left="588"/>
+      </w:pPr>
+    </w:p>
+    <w:p>
+      <w:pPr>
+        <w:pStyle w:val="1230"/>
+        <w:ind w:left="588"/>
+      </w:pPr>
+    </w:p>
+    <w:p>
+      <w:pPr>
+        <w:pStyle w:val="1230"/>
+        <w:ind w:left="588"/>
+      </w:pPr>
+    </w:p>
+    <w:p>
+      <w:pPr>
+        <w:pStyle w:val="1230"/>
+        <w:ind w:left="588"/>
+      </w:pPr>
+    </w:p>
+    <w:p>
+      <w:pPr>
+        <w:pStyle w:val="1230"/>
+        <w:ind w:left="588"/>
+      </w:pPr>
+    </w:p>
+    <w:p>
+      <w:pPr>
+        <w:pStyle w:val="1230"/>
+        <w:ind w:left="588"/>
+        <w:rPr>
+          <w:rFonts w:hint="eastAsia"/>
+        </w:rPr>
+      </w:pPr>
     </w:p>
     <w:p>
       <w:pPr>
@@ -5804,6 +5723,7 @@
         <w:rPr>
           <w:noProof/>
         </w:rPr>
+        <w:lastRenderedPageBreak/>
         <mc:AlternateContent>
           <mc:Choice Requires="wps">
             <w:drawing>
@@ -5977,7 +5897,15 @@
         <w:t>1</w:t>
       </w:r>
       <w:r>
-        <w:t>所示，一只小狗用舌头舔地上的井盖，被粘住了，动弹不得，该过程是</w:t>
+        <w:t>所示，一只小狗用舌头</w:t>
+      </w:r>
+      <w:proofErr w:type="gramStart"/>
+      <w:r>
+        <w:t>舔</w:t>
+      </w:r>
+      <w:proofErr w:type="gramEnd"/>
+      <w:r>
+        <w:t>地上的井盖，被粘住了，动弹不得，该过程是</w:t>
       </w:r>
       <w:r>
         <w:t>________</w:t>
@@ -6115,7 +6043,21 @@
         <w:rPr>
           <w:rFonts w:hint="eastAsia"/>
         </w:rPr>
-        <w:t>所示，小梦发现肥皂泡在很冷的室外会迅速结冰，掉落在地面如同散落的玻璃球，该过程是</w:t>
+        <w:t>所示，小</w:t>
+      </w:r>
+      <w:proofErr w:type="gramStart"/>
+      <w:r>
+        <w:rPr>
+          <w:rFonts w:hint="eastAsia"/>
+        </w:rPr>
+        <w:t>梦发现</w:t>
+      </w:r>
+      <w:proofErr w:type="gramEnd"/>
+      <w:r>
+        <w:rPr>
+          <w:rFonts w:hint="eastAsia"/>
+        </w:rPr>
+        <w:t>肥皂泡在很冷的室外会迅速结冰，掉落在地面如同散落的玻璃球，该过程是</w:t>
       </w:r>
       <w:r>
         <w:t>________</w:t>
@@ -6133,14 +6075,7 @@
         <w:rPr>
           <w:rFonts w:hint="eastAsia"/>
         </w:rPr>
-        <w:t>（填“放”或“吸”）</w:t>
-      </w:r>
-      <w:r>
-        <w:rPr>
-          <w:rFonts w:hint="eastAsia"/>
-        </w:rPr>
-        <w:lastRenderedPageBreak/>
-        <w:t>热．</w:t>
+        <w:t>（填“放”或“吸”）热．</w:t>
       </w:r>
     </w:p>
     <w:p>
@@ -6433,75 +6368,6 @@
         <w:pStyle w:val="1230"/>
         <w:ind w:left="588"/>
       </w:pPr>
-      <w:r>
-        <w:t>【答案】</w:t>
-      </w:r>
-      <w:r>
-        <w:rPr>
-          <w:rFonts w:hint="eastAsia"/>
-        </w:rPr>
-        <w:t>（</w:t>
-      </w:r>
-      <w:r>
-        <w:rPr>
-          <w:rFonts w:hint="eastAsia"/>
-        </w:rPr>
-        <w:t>1</w:t>
-      </w:r>
-      <w:r>
-        <w:rPr>
-          <w:rFonts w:hint="eastAsia"/>
-        </w:rPr>
-        <w:t>）凝固；放；（</w:t>
-      </w:r>
-      <w:r>
-        <w:rPr>
-          <w:rFonts w:hint="eastAsia"/>
-        </w:rPr>
-        <w:t>2</w:t>
-      </w:r>
-      <w:r>
-        <w:rPr>
-          <w:rFonts w:hint="eastAsia"/>
-        </w:rPr>
-        <w:t>）熔化；吸；（</w:t>
-      </w:r>
-      <w:r>
-        <w:rPr>
-          <w:rFonts w:hint="eastAsia"/>
-        </w:rPr>
-        <w:t>3</w:t>
-      </w:r>
-      <w:r>
-        <w:rPr>
-          <w:rFonts w:hint="eastAsia"/>
-        </w:rPr>
-        <w:t>）凝固；放；（</w:t>
-      </w:r>
-      <w:r>
-        <w:rPr>
-          <w:rFonts w:hint="eastAsia"/>
-        </w:rPr>
-        <w:t>4</w:t>
-      </w:r>
-      <w:r>
-        <w:rPr>
-          <w:rFonts w:hint="eastAsia"/>
-        </w:rPr>
-        <w:t>）熔化；吸热；（</w:t>
-      </w:r>
-      <w:r>
-        <w:rPr>
-          <w:rFonts w:hint="eastAsia"/>
-        </w:rPr>
-        <w:t>5</w:t>
-      </w:r>
-      <w:r>
-        <w:rPr>
-          <w:rFonts w:hint="eastAsia"/>
-        </w:rPr>
-        <w:t>）凝固；放出</w:t>
-      </w:r>
     </w:p>
     <w:p>
       <w:pPr>
@@ -6515,6 +6381,86 @@
     </w:p>
     <w:p>
       <w:pPr>
+        <w:spacing w:line="360" w:lineRule="auto"/>
+        <w:ind w:leftChars="130" w:left="273"/>
+        <w:rPr>
+          <w:rFonts w:ascii="Times New Roman" w:eastAsia="新宋体" w:hAnsi="Times New Roman"/>
+          <w:szCs w:val="21"/>
+        </w:rPr>
+      </w:pPr>
+    </w:p>
+    <w:p>
+      <w:pPr>
+        <w:spacing w:line="360" w:lineRule="auto"/>
+        <w:ind w:leftChars="130" w:left="273"/>
+        <w:rPr>
+          <w:rFonts w:ascii="Times New Roman" w:eastAsia="新宋体" w:hAnsi="Times New Roman"/>
+          <w:szCs w:val="21"/>
+        </w:rPr>
+      </w:pPr>
+    </w:p>
+    <w:p>
+      <w:pPr>
+        <w:spacing w:line="360" w:lineRule="auto"/>
+        <w:ind w:leftChars="130" w:left="273"/>
+        <w:rPr>
+          <w:rFonts w:ascii="Times New Roman" w:eastAsia="新宋体" w:hAnsi="Times New Roman"/>
+          <w:szCs w:val="21"/>
+        </w:rPr>
+      </w:pPr>
+    </w:p>
+    <w:p>
+      <w:pPr>
+        <w:spacing w:line="360" w:lineRule="auto"/>
+        <w:ind w:leftChars="130" w:left="273"/>
+        <w:rPr>
+          <w:rFonts w:ascii="Times New Roman" w:eastAsia="新宋体" w:hAnsi="Times New Roman"/>
+          <w:szCs w:val="21"/>
+        </w:rPr>
+      </w:pPr>
+    </w:p>
+    <w:p>
+      <w:pPr>
+        <w:spacing w:line="360" w:lineRule="auto"/>
+        <w:ind w:leftChars="130" w:left="273"/>
+        <w:rPr>
+          <w:rFonts w:ascii="Times New Roman" w:eastAsia="新宋体" w:hAnsi="Times New Roman"/>
+          <w:szCs w:val="21"/>
+        </w:rPr>
+      </w:pPr>
+    </w:p>
+    <w:p>
+      <w:pPr>
+        <w:spacing w:line="360" w:lineRule="auto"/>
+        <w:ind w:leftChars="130" w:left="273"/>
+        <w:rPr>
+          <w:rFonts w:ascii="Times New Roman" w:eastAsia="新宋体" w:hAnsi="Times New Roman"/>
+          <w:szCs w:val="21"/>
+        </w:rPr>
+      </w:pPr>
+    </w:p>
+    <w:p>
+      <w:pPr>
+        <w:spacing w:line="360" w:lineRule="auto"/>
+        <w:ind w:leftChars="130" w:left="273"/>
+        <w:rPr>
+          <w:rFonts w:ascii="Times New Roman" w:eastAsia="新宋体" w:hAnsi="Times New Roman"/>
+          <w:szCs w:val="21"/>
+        </w:rPr>
+      </w:pPr>
+    </w:p>
+    <w:p>
+      <w:pPr>
+        <w:spacing w:line="360" w:lineRule="auto"/>
+        <w:ind w:leftChars="130" w:left="273"/>
+        <w:rPr>
+          <w:rFonts w:ascii="Times New Roman" w:eastAsia="新宋体" w:hAnsi="Times New Roman" w:hint="eastAsia"/>
+          <w:szCs w:val="21"/>
+        </w:rPr>
+      </w:pPr>
+    </w:p>
+    <w:p>
+      <w:pPr>
         <w:pStyle w:val="af0"/>
         <w:ind w:left="672" w:hanging="672"/>
       </w:pPr>
@@ -6522,6 +6468,7 @@
         <w:rPr>
           <w:noProof/>
         </w:rPr>
+        <w:lastRenderedPageBreak/>
         <mc:AlternateContent>
           <mc:Choice Requires="wps">
             <w:drawing>
@@ -6860,7 +6807,21 @@
         <w:rPr>
           <w:rFonts w:hint="eastAsia"/>
         </w:rPr>
-        <w:t>）实验中小丽收集到了如表</w:t>
+        <w:t>）实验</w:t>
+      </w:r>
+      <w:proofErr w:type="gramStart"/>
+      <w:r>
+        <w:rPr>
+          <w:rFonts w:hint="eastAsia"/>
+        </w:rPr>
+        <w:t>中小丽</w:t>
+      </w:r>
+      <w:proofErr w:type="gramEnd"/>
+      <w:r>
+        <w:rPr>
+          <w:rFonts w:hint="eastAsia"/>
+        </w:rPr>
+        <w:t>收集到了如表</w:t>
       </w:r>
       <w:r>
         <w:rPr>
@@ -7374,6 +7335,7 @@
                 <w:szCs w:val="18"/>
               </w:rPr>
             </w:pPr>
+            <w:proofErr w:type="gramStart"/>
             <w:r>
               <w:rPr>
                 <w:rFonts w:ascii="Times New Roman" w:eastAsia="新宋体" w:hAnsi="Times New Roman" w:hint="eastAsia"/>
@@ -7382,6 +7344,7 @@
               </w:rPr>
               <w:t>固液共存</w:t>
             </w:r>
+            <w:proofErr w:type="gramEnd"/>
           </w:p>
         </w:tc>
         <w:tc>
@@ -7397,6 +7360,7 @@
                 <w:szCs w:val="18"/>
               </w:rPr>
             </w:pPr>
+            <w:proofErr w:type="gramStart"/>
             <w:r>
               <w:rPr>
                 <w:rFonts w:ascii="Times New Roman" w:eastAsia="新宋体" w:hAnsi="Times New Roman" w:hint="eastAsia"/>
@@ -7405,6 +7369,7 @@
               </w:rPr>
               <w:t>固液共存</w:t>
             </w:r>
+            <w:proofErr w:type="gramEnd"/>
           </w:p>
         </w:tc>
         <w:tc>
@@ -7519,7 +7484,21 @@
         <w:rPr>
           <w:rFonts w:hint="eastAsia"/>
         </w:rPr>
-        <w:t>）如图乙是小刚进行实验绘制出的温度﹣时间图像，其中没有出现明显的水平段，实验的操作和记录均无错误，则原因可能是</w:t>
+        <w:t>）如图乙是小刚进行实验绘制出的温度﹣时间图像，其中没有出现明显的水平段，实验的操作和记录均无错误，</w:t>
+      </w:r>
+      <w:proofErr w:type="gramStart"/>
+      <w:r>
+        <w:rPr>
+          <w:rFonts w:hint="eastAsia"/>
+        </w:rPr>
+        <w:t>则原因</w:t>
+      </w:r>
+      <w:proofErr w:type="gramEnd"/>
+      <w:r>
+        <w:rPr>
+          <w:rFonts w:hint="eastAsia"/>
+        </w:rPr>
+        <w:t>可能是</w:t>
       </w:r>
       <w:r>
         <w:rPr>
@@ -7586,7 +7565,6 @@
         <w:rPr>
           <w:rFonts w:hint="eastAsia"/>
         </w:rPr>
-        <w:lastRenderedPageBreak/>
         <w:t>2</w:t>
       </w:r>
       <w:r>
@@ -8114,7 +8092,21 @@
         <w:rPr>
           <w:rFonts w:hint="eastAsia"/>
         </w:rPr>
-        <w:t>的盐水结成的冰给冷藏盒中的药品降温效果最好，大家讨论后认为这一结论并不可靠，根据盐水凝固点随浓度的变化特点，还需要选择</w:t>
+        <w:t>的盐水结成</w:t>
+      </w:r>
+      <w:proofErr w:type="gramStart"/>
+      <w:r>
+        <w:rPr>
+          <w:rFonts w:hint="eastAsia"/>
+        </w:rPr>
+        <w:t>的冰给冷藏</w:t>
+      </w:r>
+      <w:proofErr w:type="gramEnd"/>
+      <w:r>
+        <w:rPr>
+          <w:rFonts w:hint="eastAsia"/>
+        </w:rPr>
+        <w:t>盒中的药品降温效果最好，大家讨论后认为这一结论并不可靠，根据盐水凝固点随浓度的变化特点，还需要选择</w:t>
       </w:r>
       <w:r>
         <w:rPr>
@@ -8160,9 +8152,9 @@
           <w:noProof/>
         </w:rPr>
         <w:drawing>
-          <wp:inline distT="0" distB="0" distL="0" distR="0" wp14:anchorId="546FB514" wp14:editId="57BC070A">
-            <wp:extent cx="1552470" cy="1018902"/>
-            <wp:effectExtent l="0" t="0" r="0" b="0"/>
+          <wp:inline distT="0" distB="0" distL="0" distR="0" wp14:anchorId="546FB514" wp14:editId="363F9D4D">
+            <wp:extent cx="1180531" cy="774795"/>
+            <wp:effectExtent l="0" t="0" r="635" b="6350"/>
             <wp:docPr id="24" name="图片24" descr="菁优网：http://www.jyeoo.com"/>
             <wp:cNvGraphicFramePr>
               <a:graphicFrameLocks xmlns:a="http://schemas.openxmlformats.org/drawingml/2006/main" noChangeAspect="1"/>
@@ -8185,7 +8177,7 @@
                   <pic:spPr>
                     <a:xfrm>
                       <a:off x="0" y="0"/>
-                      <a:ext cx="1573594" cy="1032766"/>
+                      <a:ext cx="1204489" cy="790519"/>
                     </a:xfrm>
                     <a:prstGeom prst="rect">
                       <a:avLst/>
@@ -8203,9 +8195,9 @@
           <w:noProof/>
         </w:rPr>
         <w:drawing>
-          <wp:inline distT="0" distB="0" distL="0" distR="0" wp14:anchorId="1916F2B7" wp14:editId="2CC3AC81">
-            <wp:extent cx="1264929" cy="1065125"/>
-            <wp:effectExtent l="0" t="0" r="0" b="1905"/>
+          <wp:inline distT="0" distB="0" distL="0" distR="0" wp14:anchorId="1916F2B7" wp14:editId="52DF6AE6">
+            <wp:extent cx="1045412" cy="880281"/>
+            <wp:effectExtent l="0" t="0" r="2540" b="0"/>
             <wp:docPr id="27" name="图片24" descr="菁优网：http://www.jyeoo.com"/>
             <wp:cNvGraphicFramePr>
               <a:graphicFrameLocks xmlns:a="http://schemas.openxmlformats.org/drawingml/2006/main" noChangeAspect="1"/>
@@ -8229,7 +8221,7 @@
                   <pic:spPr>
                     <a:xfrm>
                       <a:off x="0" y="0"/>
-                      <a:ext cx="1272110" cy="1071171"/>
+                      <a:ext cx="1057331" cy="890317"/>
                     </a:xfrm>
                     <a:prstGeom prst="rect">
                       <a:avLst/>
@@ -8252,6 +8244,7 @@
       <w:pPr>
         <w:pStyle w:val="123"/>
         <w:rPr>
+          <w:rFonts w:hint="eastAsia"/>
           <w:color w:val="000000"/>
         </w:rPr>
       </w:pPr>
@@ -8481,299 +8474,6 @@
         </w:rPr>
         <w:t>）．</w:t>
       </w:r>
-    </w:p>
-    <w:p>
-      <w:pPr>
-        <w:pStyle w:val="1230"/>
-        <w:ind w:left="588"/>
-      </w:pPr>
-      <w:r>
-        <w:rPr>
-          <w:rFonts w:hint="eastAsia"/>
-        </w:rPr>
-        <w:t>【答案】</w:t>
-      </w:r>
-      <w:r>
-        <w:rPr>
-          <w:rFonts w:hint="eastAsia"/>
-        </w:rPr>
-        <w:t>（</w:t>
-      </w:r>
-      <w:r>
-        <w:rPr>
-          <w:rFonts w:hint="eastAsia"/>
-        </w:rPr>
-        <w:t>1</w:t>
-      </w:r>
-      <w:r>
-        <w:rPr>
-          <w:rFonts w:hint="eastAsia"/>
-        </w:rPr>
-        <w:t>）石棉网；（</w:t>
-      </w:r>
-      <w:r>
-        <w:rPr>
-          <w:rFonts w:hint="eastAsia"/>
-        </w:rPr>
-        <w:t>2</w:t>
-      </w:r>
-      <w:r>
-        <w:rPr>
-          <w:rFonts w:hint="eastAsia"/>
-        </w:rPr>
-        <w:t>）秒表；（</w:t>
-      </w:r>
-      <w:r>
-        <w:rPr>
-          <w:rFonts w:hint="eastAsia"/>
-        </w:rPr>
-        <w:t>3</w:t>
-      </w:r>
-      <w:r>
-        <w:rPr>
-          <w:rFonts w:hint="eastAsia"/>
-        </w:rPr>
-        <w:t>）出现液态水（固液共存状态）；（</w:t>
-      </w:r>
-      <w:r>
-        <w:rPr>
-          <w:rFonts w:hint="eastAsia"/>
-        </w:rPr>
-        <w:t>4</w:t>
-      </w:r>
-      <w:r>
-        <w:rPr>
-          <w:rFonts w:hint="eastAsia"/>
-        </w:rPr>
-        <w:t>）吸热，温度保持不变；（</w:t>
-      </w:r>
-      <w:r>
-        <w:rPr>
-          <w:rFonts w:hint="eastAsia"/>
-        </w:rPr>
-        <w:t>5</w:t>
-      </w:r>
-      <w:r>
-        <w:rPr>
-          <w:rFonts w:hint="eastAsia"/>
-        </w:rPr>
-        <w:t>）冰的质量太少；（</w:t>
-      </w:r>
-      <w:r>
-        <w:rPr>
-          <w:rFonts w:hint="eastAsia"/>
-        </w:rPr>
-        <w:t>6</w:t>
-      </w:r>
-      <w:r>
-        <w:rPr>
-          <w:rFonts w:hint="eastAsia"/>
-        </w:rPr>
-        <w:t>）</w:t>
-      </w:r>
-      <w:r>
-        <w:rPr>
-          <w:rFonts w:hint="eastAsia"/>
-        </w:rPr>
-        <w:t>20%</w:t>
-      </w:r>
-      <w:r>
-        <w:rPr>
-          <w:rFonts w:hint="eastAsia"/>
-        </w:rPr>
-        <w:t>～</w:t>
-      </w:r>
-      <w:r>
-        <w:rPr>
-          <w:rFonts w:hint="eastAsia"/>
-        </w:rPr>
-        <w:t>24%</w:t>
-      </w:r>
-      <w:r>
-        <w:rPr>
-          <w:rFonts w:hint="eastAsia"/>
-        </w:rPr>
-        <w:t>。（</w:t>
-      </w:r>
-      <w:r>
-        <w:rPr>
-          <w:rFonts w:hint="eastAsia"/>
-        </w:rPr>
-        <w:t>7</w:t>
-      </w:r>
-      <w:r>
-        <w:rPr>
-          <w:rFonts w:hint="eastAsia"/>
-        </w:rPr>
-        <w:t>）变少，不变</w:t>
-      </w:r>
-    </w:p>
-    <w:p>
-      <w:pPr>
-        <w:spacing w:line="360" w:lineRule="auto"/>
-      </w:pPr>
-      <w:r>
-        <w:rPr>
-          <w:rFonts w:ascii="Times New Roman" w:eastAsia="新宋体" w:hAnsi="Times New Roman" w:hint="eastAsia"/>
-          <w:color w:val="FFFFFF"/>
-          <w:sz w:val="1"/>
-          <w:szCs w:val="1"/>
-        </w:rPr>
-        <w:t>声明：试题解析著作权属菁优网所有，未经书面同意，不得复制发布日期：</w:t>
-      </w:r>
-      <w:r>
-        <w:rPr>
-          <w:rFonts w:ascii="Times New Roman" w:eastAsia="新宋体" w:hAnsi="Times New Roman" w:hint="eastAsia"/>
-          <w:color w:val="FFFFFF"/>
-          <w:sz w:val="1"/>
-          <w:szCs w:val="1"/>
-        </w:rPr>
-        <w:t>2026/6/1 18:48:03</w:t>
-      </w:r>
-      <w:r>
-        <w:rPr>
-          <w:rFonts w:ascii="Times New Roman" w:eastAsia="新宋体" w:hAnsi="Times New Roman" w:hint="eastAsia"/>
-          <w:color w:val="FFFFFF"/>
-          <w:sz w:val="1"/>
-          <w:szCs w:val="1"/>
-        </w:rPr>
-        <w:t>；用户：</w:t>
-      </w:r>
-      <w:r>
-        <w:rPr>
-          <w:rFonts w:ascii="Times New Roman" w:eastAsia="新宋体" w:hAnsi="Times New Roman" w:hint="eastAsia"/>
-          <w:color w:val="FFFFFF"/>
-          <w:sz w:val="1"/>
-          <w:szCs w:val="1"/>
-        </w:rPr>
-        <w:t>15915845059</w:t>
-      </w:r>
-      <w:r>
-        <w:rPr>
-          <w:rFonts w:ascii="Times New Roman" w:eastAsia="新宋体" w:hAnsi="Times New Roman" w:hint="eastAsia"/>
-          <w:color w:val="FFFFFF"/>
-          <w:sz w:val="1"/>
-          <w:szCs w:val="1"/>
-        </w:rPr>
-        <w:t>；邮箱：</w:t>
-      </w:r>
-      <w:r>
-        <w:rPr>
-          <w:rFonts w:ascii="Times New Roman" w:eastAsia="新宋体" w:hAnsi="Times New Roman" w:hint="eastAsia"/>
-          <w:color w:val="FFFFFF"/>
-          <w:sz w:val="1"/>
-          <w:szCs w:val="1"/>
-        </w:rPr>
-        <w:t>15915845059</w:t>
-      </w:r>
-      <w:r>
-        <w:rPr>
-          <w:rFonts w:ascii="Times New Roman" w:eastAsia="新宋体" w:hAnsi="Times New Roman" w:hint="eastAsia"/>
-          <w:color w:val="FFFFFF"/>
-          <w:sz w:val="1"/>
-          <w:szCs w:val="1"/>
-        </w:rPr>
-        <w:t>；学号：</w:t>
-      </w:r>
-      <w:r>
-        <w:rPr>
-          <w:rFonts w:ascii="Times New Roman" w:eastAsia="新宋体" w:hAnsi="Times New Roman" w:hint="eastAsia"/>
-          <w:color w:val="FFFFFF"/>
-          <w:sz w:val="1"/>
-          <w:szCs w:val="1"/>
-        </w:rPr>
-        <w:t>25300373</w:t>
-      </w:r>
-    </w:p>
-    <w:p>
-      <w:pPr>
-        <w:spacing w:line="360" w:lineRule="auto"/>
-        <w:ind w:leftChars="130" w:left="273"/>
-        <w:rPr>
-          <w:rFonts w:ascii="Times New Roman" w:eastAsia="新宋体" w:hAnsi="Times New Roman"/>
-          <w:szCs w:val="21"/>
-        </w:rPr>
-      </w:pPr>
-    </w:p>
-    <w:p>
-      <w:pPr>
-        <w:spacing w:line="360" w:lineRule="auto"/>
-        <w:ind w:leftChars="130" w:left="273"/>
-        <w:rPr>
-          <w:rFonts w:ascii="Times New Roman" w:eastAsia="新宋体" w:hAnsi="Times New Roman"/>
-          <w:szCs w:val="21"/>
-        </w:rPr>
-      </w:pPr>
-    </w:p>
-    <w:p>
-      <w:pPr>
-        <w:spacing w:line="360" w:lineRule="auto"/>
-        <w:ind w:leftChars="130" w:left="273"/>
-        <w:rPr>
-          <w:rFonts w:ascii="Times New Roman" w:eastAsia="新宋体" w:hAnsi="Times New Roman"/>
-          <w:szCs w:val="21"/>
-        </w:rPr>
-      </w:pPr>
-    </w:p>
-    <w:p>
-      <w:pPr>
-        <w:spacing w:line="360" w:lineRule="auto"/>
-        <w:ind w:leftChars="130" w:left="273"/>
-        <w:rPr>
-          <w:rFonts w:ascii="Times New Roman" w:eastAsia="新宋体" w:hAnsi="Times New Roman"/>
-          <w:szCs w:val="21"/>
-        </w:rPr>
-      </w:pPr>
-    </w:p>
-    <w:p>
-      <w:pPr>
-        <w:spacing w:line="360" w:lineRule="auto"/>
-        <w:ind w:leftChars="130" w:left="273"/>
-        <w:rPr>
-          <w:rFonts w:ascii="Times New Roman" w:eastAsia="新宋体" w:hAnsi="Times New Roman"/>
-          <w:szCs w:val="21"/>
-        </w:rPr>
-      </w:pPr>
-    </w:p>
-    <w:p>
-      <w:pPr>
-        <w:spacing w:line="360" w:lineRule="auto"/>
-        <w:ind w:leftChars="130" w:left="273"/>
-        <w:rPr>
-          <w:rFonts w:ascii="Times New Roman" w:eastAsia="新宋体" w:hAnsi="Times New Roman"/>
-          <w:szCs w:val="21"/>
-        </w:rPr>
-      </w:pPr>
-    </w:p>
-    <w:p>
-      <w:pPr>
-        <w:spacing w:line="360" w:lineRule="auto"/>
-        <w:ind w:leftChars="130" w:left="273"/>
-        <w:rPr>
-          <w:rFonts w:ascii="Times New Roman" w:eastAsia="新宋体" w:hAnsi="Times New Roman"/>
-          <w:szCs w:val="21"/>
-        </w:rPr>
-      </w:pPr>
-    </w:p>
-    <w:p>
-      <w:pPr>
-        <w:spacing w:line="360" w:lineRule="auto"/>
-        <w:ind w:leftChars="130" w:left="273"/>
-        <w:rPr>
-          <w:rFonts w:ascii="Times New Roman" w:eastAsia="新宋体" w:hAnsi="Times New Roman" w:hint="eastAsia"/>
-          <w:szCs w:val="21"/>
-        </w:rPr>
-      </w:pPr>
-    </w:p>
-    <w:p>
-      <w:pPr>
-        <w:spacing w:line="360" w:lineRule="auto"/>
-        <w:ind w:leftChars="130" w:left="273"/>
-        <w:rPr>
-          <w:rFonts w:ascii="Times New Roman" w:eastAsia="新宋体" w:hAnsi="Times New Roman"/>
-          <w:szCs w:val="21"/>
-        </w:rPr>
-      </w:pPr>
     </w:p>
     <w:bookmarkEnd w:id="0"/>
     <w:p>
@@ -9106,7 +8806,21 @@
         <w:rPr>
           <w:rFonts w:hint="eastAsia"/>
         </w:rPr>
-        <w:t>任务一：收集与温度计有关的资料，了解温度计发展历程、原理及使用方法。</w:t>
+        <w:t>任务</w:t>
+      </w:r>
+      <w:proofErr w:type="gramStart"/>
+      <w:r>
+        <w:rPr>
+          <w:rFonts w:hint="eastAsia"/>
+        </w:rPr>
+        <w:t>一</w:t>
+      </w:r>
+      <w:proofErr w:type="gramEnd"/>
+      <w:r>
+        <w:rPr>
+          <w:rFonts w:hint="eastAsia"/>
+        </w:rPr>
+        <w:t>：收集与温度计有关的资料，了解温度计发展历程、原理及使用方法。</w:t>
       </w:r>
     </w:p>
     <w:p>
@@ -9915,7 +9629,21 @@
         <w:rPr>
           <w:rFonts w:hint="eastAsia"/>
         </w:rPr>
-        <w:t>）如图丁，是小华仿制的一款伽利略温度计。一个充满气体的细口瓶用细玻璃管连接后插在装有红色液体的容器中，细管中的红色液面清晰可见。当发现其液面由</w:t>
+        <w:t>）如</w:t>
+      </w:r>
+      <w:proofErr w:type="gramStart"/>
+      <w:r>
+        <w:rPr>
+          <w:rFonts w:hint="eastAsia"/>
+        </w:rPr>
+        <w:t>图丁</w:t>
+      </w:r>
+      <w:proofErr w:type="gramEnd"/>
+      <w:r>
+        <w:rPr>
+          <w:rFonts w:hint="eastAsia"/>
+        </w:rPr>
+        <w:t>，是小华仿制的一款伽利略温度计。一个充满气体的细口瓶用细玻璃管连接后插在装有红色液体的容器中，细管中的红色液面清晰可见。当发现其液面由</w:t>
       </w:r>
       <w:r>
         <w:rPr>
@@ -9985,91 +9713,10 @@
       <w:pPr>
         <w:pStyle w:val="1230"/>
         <w:ind w:left="588"/>
-      </w:pPr>
-      <w:r>
-        <w:rPr>
-          <w:rFonts w:hint="eastAsia"/>
-        </w:rPr>
-        <w:t>【答案】</w:t>
-      </w:r>
-      <w:r>
-        <w:rPr>
-          <w:rFonts w:hint="eastAsia"/>
-        </w:rPr>
-        <w:t>（</w:t>
-      </w:r>
-      <w:r>
-        <w:rPr>
-          <w:rFonts w:hint="eastAsia"/>
-        </w:rPr>
-        <w:t>1</w:t>
-      </w:r>
-      <w:r>
-        <w:rPr>
-          <w:rFonts w:hint="eastAsia"/>
-        </w:rPr>
-        <w:t>）读数时玻璃泡未浸没在被测液体中；视线与温度计中液柱的上表面没有相平；﹣</w:t>
-      </w:r>
-      <w:r>
-        <w:rPr>
-          <w:rFonts w:hint="eastAsia"/>
-        </w:rPr>
-        <w:t>4</w:t>
-      </w:r>
-      <w:r>
-        <w:rPr>
-          <w:rFonts w:hint="eastAsia"/>
-        </w:rPr>
-        <w:t>；（</w:t>
-      </w:r>
-      <w:r>
-        <w:rPr>
-          <w:rFonts w:hint="eastAsia"/>
-        </w:rPr>
-        <w:t>2</w:t>
-      </w:r>
-      <w:r>
-        <w:rPr>
-          <w:rFonts w:hint="eastAsia"/>
-        </w:rPr>
-        <w:t>）装满；见解析；（</w:t>
-      </w:r>
-      <w:r>
-        <w:rPr>
-          <w:rFonts w:hint="eastAsia"/>
-        </w:rPr>
-        <w:t>3</w:t>
-      </w:r>
-      <w:r>
-        <w:rPr>
-          <w:rFonts w:hint="eastAsia"/>
-        </w:rPr>
-        <w:t>）实验中，刻度过于密集，说明管径较大，需要选择管径较小的吸管，而白色吸管不利于观察，故选择</w:t>
-      </w:r>
-      <w:r>
-        <w:rPr>
-          <w:rFonts w:hint="eastAsia"/>
-        </w:rPr>
-        <w:t>D</w:t>
-      </w:r>
-      <w:r>
-        <w:rPr>
-          <w:rFonts w:hint="eastAsia"/>
-        </w:rPr>
-        <w:t>吸管改进；（</w:t>
-      </w:r>
-      <w:r>
-        <w:rPr>
-          <w:rFonts w:hint="eastAsia"/>
-        </w:rPr>
-        <w:t>4</w:t>
-      </w:r>
-      <w:r>
-        <w:rPr>
-          <w:rFonts w:hint="eastAsia"/>
-        </w:rPr>
-        <w:t>）降低。</w:t>
-      </w:r>
+        <w:rPr>
+          <w:rFonts w:hint="eastAsia"/>
+        </w:rPr>
+      </w:pPr>
     </w:p>
     <w:p>
       <w:pPr>
